--- a/Biooil_Data_ML_Submission_Packages/01_Bioresource_Technology/08_FIGURE_TABLE_CAPTIONS.docx
+++ b/Biooil_Data_ML_Submission_Packages/01_Bioresource_Technology/08_FIGURE_TABLE_CAPTIONS.docx
@@ -28,7 +28,7 @@
     <w:p/>
     <w:p>
       <w:r>
-        <w:t>Figure 1. Integrated workflow from literature-derived bio-oil composition records to SQL curation, Cantera reforming simulations, inverse machine learning, and soft-sensor interpretation.</w:t>
+        <w:t>Figure 1. Integrated workflow from literature-derived bio-oil composition records to Cantera reforming simulations, inverse machine learning, and soft-sensor/MPC interpretation.</w:t>
       </w:r>
     </w:p>
     <w:p/>
@@ -40,7 +40,7 @@
     <w:p/>
     <w:p>
       <w:r>
-        <w:t>Figure 2. SQL composition-data completeness map showing missingness across the 70 `Biooil` records and major compound classes.</w:t>
+        <w:t>Figure 2. Simulation-ready bio-oil composition curation showing the mapping from literature-derived class-level records to six target groups.</w:t>
       </w:r>
     </w:p>
     <w:p/>
@@ -115,7 +115,7 @@
     <w:p/>
     <w:p>
       <w:r>
-        <w:t>Table S1. SQL database table counts and data sources.</w:t>
+        <w:t>Table S1. Bio-oil database table counts and data sources.</w:t>
       </w:r>
     </w:p>
     <w:p/>
@@ -136,7 +136,6 @@
         <w:t>Table S4. BiooilID holdout performance by component.</w:t>
       </w:r>
     </w:p>
-    <w:p/>
     <w:p/>
     <w:sectPr>
       <w:pgSz w:w="12240" w:h="15840"/>
@@ -556,7 +555,7 @@
     <w:link w:val="Balk1Char"/>
     <w:uiPriority w:val="9"/>
     <w:qFormat/>
-    <w:rsid w:val="001A031B"/>
+    <w:rsid w:val="00855601"/>
     <w:pPr>
       <w:keepNext/>
       <w:keepLines/>
@@ -578,7 +577,7 @@
     <w:uiPriority w:val="9"/>
     <w:unhideWhenUsed/>
     <w:qFormat/>
-    <w:rsid w:val="001A031B"/>
+    <w:rsid w:val="00855601"/>
     <w:pPr>
       <w:keepNext/>
       <w:keepLines/>
@@ -601,7 +600,7 @@
     <w:semiHidden/>
     <w:unhideWhenUsed/>
     <w:qFormat/>
-    <w:rsid w:val="001A031B"/>
+    <w:rsid w:val="00855601"/>
     <w:pPr>
       <w:keepNext/>
       <w:keepLines/>
@@ -624,7 +623,7 @@
     <w:semiHidden/>
     <w:unhideWhenUsed/>
     <w:qFormat/>
-    <w:rsid w:val="001A031B"/>
+    <w:rsid w:val="00855601"/>
     <w:pPr>
       <w:keepNext/>
       <w:keepLines/>
@@ -647,7 +646,7 @@
     <w:semiHidden/>
     <w:unhideWhenUsed/>
     <w:qFormat/>
-    <w:rsid w:val="001A031B"/>
+    <w:rsid w:val="00855601"/>
     <w:pPr>
       <w:keepNext/>
       <w:keepLines/>
@@ -668,7 +667,7 @@
     <w:semiHidden/>
     <w:unhideWhenUsed/>
     <w:qFormat/>
-    <w:rsid w:val="001A031B"/>
+    <w:rsid w:val="00855601"/>
     <w:pPr>
       <w:keepNext/>
       <w:keepLines/>
@@ -691,7 +690,7 @@
     <w:semiHidden/>
     <w:unhideWhenUsed/>
     <w:qFormat/>
-    <w:rsid w:val="001A031B"/>
+    <w:rsid w:val="00855601"/>
     <w:pPr>
       <w:keepNext/>
       <w:keepLines/>
@@ -712,7 +711,7 @@
     <w:semiHidden/>
     <w:unhideWhenUsed/>
     <w:qFormat/>
-    <w:rsid w:val="001A031B"/>
+    <w:rsid w:val="00855601"/>
     <w:pPr>
       <w:keepNext/>
       <w:keepLines/>
@@ -735,7 +734,7 @@
     <w:semiHidden/>
     <w:unhideWhenUsed/>
     <w:qFormat/>
-    <w:rsid w:val="001A031B"/>
+    <w:rsid w:val="00855601"/>
     <w:pPr>
       <w:keepNext/>
       <w:keepLines/>
@@ -779,7 +778,7 @@
     <w:basedOn w:val="VarsaylanParagrafYazTipi"/>
     <w:link w:val="Balk1"/>
     <w:uiPriority w:val="9"/>
-    <w:rsid w:val="001A031B"/>
+    <w:rsid w:val="00855601"/>
     <w:rPr>
       <w:rFonts w:asciiTheme="majorHAnsi" w:eastAsiaTheme="majorEastAsia" w:hAnsiTheme="majorHAnsi" w:cstheme="majorBidi"/>
       <w:color w:val="2F5496" w:themeColor="accent1" w:themeShade="BF"/>
@@ -792,7 +791,7 @@
     <w:basedOn w:val="VarsaylanParagrafYazTipi"/>
     <w:link w:val="Balk2"/>
     <w:uiPriority w:val="9"/>
-    <w:rsid w:val="001A031B"/>
+    <w:rsid w:val="00855601"/>
     <w:rPr>
       <w:rFonts w:asciiTheme="majorHAnsi" w:eastAsiaTheme="majorEastAsia" w:hAnsiTheme="majorHAnsi" w:cstheme="majorBidi"/>
       <w:color w:val="2F5496" w:themeColor="accent1" w:themeShade="BF"/>
@@ -806,7 +805,7 @@
     <w:link w:val="Balk3"/>
     <w:uiPriority w:val="9"/>
     <w:semiHidden/>
-    <w:rsid w:val="001A031B"/>
+    <w:rsid w:val="00855601"/>
     <w:rPr>
       <w:rFonts w:eastAsiaTheme="majorEastAsia" w:cstheme="majorBidi"/>
       <w:color w:val="2F5496" w:themeColor="accent1" w:themeShade="BF"/>
@@ -820,7 +819,7 @@
     <w:link w:val="Balk4"/>
     <w:uiPriority w:val="9"/>
     <w:semiHidden/>
-    <w:rsid w:val="001A031B"/>
+    <w:rsid w:val="00855601"/>
     <w:rPr>
       <w:rFonts w:eastAsiaTheme="majorEastAsia" w:cstheme="majorBidi"/>
       <w:i/>
@@ -834,7 +833,7 @@
     <w:link w:val="Balk5"/>
     <w:uiPriority w:val="9"/>
     <w:semiHidden/>
-    <w:rsid w:val="001A031B"/>
+    <w:rsid w:val="00855601"/>
     <w:rPr>
       <w:rFonts w:eastAsiaTheme="majorEastAsia" w:cstheme="majorBidi"/>
       <w:color w:val="2F5496" w:themeColor="accent1" w:themeShade="BF"/>
@@ -846,7 +845,7 @@
     <w:link w:val="Balk6"/>
     <w:uiPriority w:val="9"/>
     <w:semiHidden/>
-    <w:rsid w:val="001A031B"/>
+    <w:rsid w:val="00855601"/>
     <w:rPr>
       <w:rFonts w:eastAsiaTheme="majorEastAsia" w:cstheme="majorBidi"/>
       <w:i/>
@@ -860,7 +859,7 @@
     <w:link w:val="Balk7"/>
     <w:uiPriority w:val="9"/>
     <w:semiHidden/>
-    <w:rsid w:val="001A031B"/>
+    <w:rsid w:val="00855601"/>
     <w:rPr>
       <w:rFonts w:eastAsiaTheme="majorEastAsia" w:cstheme="majorBidi"/>
       <w:color w:val="595959" w:themeColor="text1" w:themeTint="A6"/>
@@ -872,7 +871,7 @@
     <w:link w:val="Balk8"/>
     <w:uiPriority w:val="9"/>
     <w:semiHidden/>
-    <w:rsid w:val="001A031B"/>
+    <w:rsid w:val="00855601"/>
     <w:rPr>
       <w:rFonts w:eastAsiaTheme="majorEastAsia" w:cstheme="majorBidi"/>
       <w:i/>
@@ -886,7 +885,7 @@
     <w:link w:val="Balk9"/>
     <w:uiPriority w:val="9"/>
     <w:semiHidden/>
-    <w:rsid w:val="001A031B"/>
+    <w:rsid w:val="00855601"/>
     <w:rPr>
       <w:rFonts w:eastAsiaTheme="majorEastAsia" w:cstheme="majorBidi"/>
       <w:color w:val="272727" w:themeColor="text1" w:themeTint="D8"/>
@@ -899,7 +898,7 @@
     <w:link w:val="KonuBalChar"/>
     <w:uiPriority w:val="10"/>
     <w:qFormat/>
-    <w:rsid w:val="001A031B"/>
+    <w:rsid w:val="00855601"/>
     <w:pPr>
       <w:spacing w:after="80" w:line="240" w:lineRule="auto"/>
       <w:contextualSpacing/>
@@ -917,7 +916,7 @@
     <w:basedOn w:val="VarsaylanParagrafYazTipi"/>
     <w:link w:val="KonuBal"/>
     <w:uiPriority w:val="10"/>
-    <w:rsid w:val="001A031B"/>
+    <w:rsid w:val="00855601"/>
     <w:rPr>
       <w:rFonts w:asciiTheme="majorHAnsi" w:eastAsiaTheme="majorEastAsia" w:hAnsiTheme="majorHAnsi" w:cstheme="majorBidi"/>
       <w:spacing w:val="-10"/>
@@ -933,7 +932,7 @@
     <w:link w:val="AltyazChar"/>
     <w:uiPriority w:val="11"/>
     <w:qFormat/>
-    <w:rsid w:val="001A031B"/>
+    <w:rsid w:val="00855601"/>
     <w:pPr>
       <w:numPr>
         <w:ilvl w:val="1"/>
@@ -952,7 +951,7 @@
     <w:basedOn w:val="VarsaylanParagrafYazTipi"/>
     <w:link w:val="Altyaz"/>
     <w:uiPriority w:val="11"/>
-    <w:rsid w:val="001A031B"/>
+    <w:rsid w:val="00855601"/>
     <w:rPr>
       <w:rFonts w:eastAsiaTheme="majorEastAsia" w:cstheme="majorBidi"/>
       <w:color w:val="595959" w:themeColor="text1" w:themeTint="A6"/>
@@ -968,7 +967,7 @@
     <w:link w:val="AlntChar"/>
     <w:uiPriority w:val="29"/>
     <w:qFormat/>
-    <w:rsid w:val="001A031B"/>
+    <w:rsid w:val="00855601"/>
     <w:pPr>
       <w:spacing w:before="160"/>
       <w:jc w:val="center"/>
@@ -984,7 +983,7 @@
     <w:basedOn w:val="VarsaylanParagrafYazTipi"/>
     <w:link w:val="Alnt"/>
     <w:uiPriority w:val="29"/>
-    <w:rsid w:val="001A031B"/>
+    <w:rsid w:val="00855601"/>
     <w:rPr>
       <w:i/>
       <w:iCs/>
@@ -996,7 +995,7 @@
     <w:basedOn w:val="Normal"/>
     <w:uiPriority w:val="34"/>
     <w:qFormat/>
-    <w:rsid w:val="001A031B"/>
+    <w:rsid w:val="00855601"/>
     <w:pPr>
       <w:ind w:left="720"/>
       <w:contextualSpacing/>
@@ -1007,7 +1006,7 @@
     <w:basedOn w:val="VarsaylanParagrafYazTipi"/>
     <w:uiPriority w:val="21"/>
     <w:qFormat/>
-    <w:rsid w:val="001A031B"/>
+    <w:rsid w:val="00855601"/>
     <w:rPr>
       <w:i/>
       <w:iCs/>
@@ -1021,7 +1020,7 @@
     <w:link w:val="GlAlntChar"/>
     <w:uiPriority w:val="30"/>
     <w:qFormat/>
-    <w:rsid w:val="001A031B"/>
+    <w:rsid w:val="00855601"/>
     <w:pPr>
       <w:pBdr>
         <w:top w:val="single" w:sz="4" w:space="10" w:color="2F5496" w:themeColor="accent1" w:themeShade="BF"/>
@@ -1042,7 +1041,7 @@
     <w:basedOn w:val="VarsaylanParagrafYazTipi"/>
     <w:link w:val="GlAlnt"/>
     <w:uiPriority w:val="30"/>
-    <w:rsid w:val="001A031B"/>
+    <w:rsid w:val="00855601"/>
     <w:rPr>
       <w:i/>
       <w:iCs/>
@@ -1054,7 +1053,7 @@
     <w:basedOn w:val="VarsaylanParagrafYazTipi"/>
     <w:uiPriority w:val="32"/>
     <w:qFormat/>
-    <w:rsid w:val="001A031B"/>
+    <w:rsid w:val="00855601"/>
     <w:rPr>
       <w:b/>
       <w:bCs/>
